--- a/MANUAL TESTING/Manual Testing.docx
+++ b/MANUAL TESTING/Manual Testing.docx
@@ -7,30 +7,466 @@
         <w:rPr>
           <w:b/>
           <w:bCs/>
-          <w:sz w:val="32"/>
-          <w:szCs w:val="32"/>
-          <w:u w:val="single"/>
         </w:rPr>
       </w:pPr>
       <w:r>
         <w:rPr>
           <w:b/>
           <w:bCs/>
-          <w:sz w:val="32"/>
-          <w:szCs w:val="32"/>
-          <w:u w:val="single"/>
         </w:rPr>
-        <w:t>Manual Testing – Introduction</w:t>
+        <w:t>Difference Between Manual Testing and Automation Testing</w:t>
       </w:r>
+    </w:p>
+    <w:tbl>
+      <w:tblPr>
+        <w:tblW w:w="0" w:type="auto"/>
+        <w:tblCellSpacing w:w="15" w:type="dxa"/>
+        <w:tblCellMar>
+          <w:top w:w="15" w:type="dxa"/>
+          <w:left w:w="15" w:type="dxa"/>
+          <w:bottom w:w="15" w:type="dxa"/>
+          <w:right w:w="15" w:type="dxa"/>
+        </w:tblCellMar>
+        <w:tblLook w:val="04A0" w:firstRow="1" w:lastRow="0" w:firstColumn="1" w:lastColumn="0" w:noHBand="0" w:noVBand="1"/>
+      </w:tblPr>
+      <w:tblGrid>
+        <w:gridCol w:w="3869"/>
+        <w:gridCol w:w="5491"/>
+      </w:tblGrid>
+      <w:tr>
+        <w:trPr>
+          <w:tblHeader/>
+          <w:tblCellSpacing w:w="15" w:type="dxa"/>
+        </w:trPr>
+        <w:tc>
+          <w:tcPr>
+            <w:tcW w:w="0" w:type="auto"/>
+            <w:vAlign w:val="center"/>
+            <w:hideMark/>
+          </w:tcPr>
+          <w:p>
+            <w:pPr>
+              <w:rPr>
+                <w:b/>
+                <w:bCs/>
+              </w:rPr>
+            </w:pPr>
+            <w:r>
+              <w:rPr>
+                <w:b/>
+                <w:bCs/>
+              </w:rPr>
+              <w:t>Manual Testing</w:t>
+            </w:r>
+          </w:p>
+        </w:tc>
+        <w:tc>
+          <w:tcPr>
+            <w:tcW w:w="0" w:type="auto"/>
+            <w:vAlign w:val="center"/>
+            <w:hideMark/>
+          </w:tcPr>
+          <w:p>
+            <w:pPr>
+              <w:rPr>
+                <w:b/>
+                <w:bCs/>
+              </w:rPr>
+            </w:pPr>
+            <w:r>
+              <w:rPr>
+                <w:b/>
+                <w:bCs/>
+              </w:rPr>
+              <w:t>Automation Testing</w:t>
+            </w:r>
+          </w:p>
+        </w:tc>
+      </w:tr>
+      <w:tr>
+        <w:trPr>
+          <w:tblCellSpacing w:w="15" w:type="dxa"/>
+        </w:trPr>
+        <w:tc>
+          <w:tcPr>
+            <w:tcW w:w="0" w:type="auto"/>
+            <w:vAlign w:val="center"/>
+            <w:hideMark/>
+          </w:tcPr>
+          <w:p>
+            <w:r>
+              <w:t xml:space="preserve">1. Testing is performed </w:t>
+            </w:r>
+            <w:r>
+              <w:rPr>
+                <w:b/>
+                <w:bCs/>
+              </w:rPr>
+              <w:t>manually by a tester</w:t>
+            </w:r>
+            <w:r>
+              <w:t>.</w:t>
+            </w:r>
+          </w:p>
+        </w:tc>
+        <w:tc>
+          <w:tcPr>
+            <w:tcW w:w="0" w:type="auto"/>
+            <w:vAlign w:val="center"/>
+            <w:hideMark/>
+          </w:tcPr>
+          <w:p>
+            <w:r>
+              <w:t xml:space="preserve">Testing is performed using </w:t>
+            </w:r>
+            <w:r>
+              <w:rPr>
+                <w:b/>
+                <w:bCs/>
+              </w:rPr>
+              <w:t>automation tools/scripts</w:t>
+            </w:r>
+            <w:r>
+              <w:t>.</w:t>
+            </w:r>
+          </w:p>
+        </w:tc>
+      </w:tr>
+      <w:tr>
+        <w:trPr>
+          <w:tblCellSpacing w:w="15" w:type="dxa"/>
+        </w:trPr>
+        <w:tc>
+          <w:tcPr>
+            <w:tcW w:w="0" w:type="auto"/>
+            <w:vAlign w:val="center"/>
+            <w:hideMark/>
+          </w:tcPr>
+          <w:p>
+            <w:r>
+              <w:t>2. No automation script is required.</w:t>
+            </w:r>
+          </w:p>
+        </w:tc>
+        <w:tc>
+          <w:tcPr>
+            <w:tcW w:w="0" w:type="auto"/>
+            <w:vAlign w:val="center"/>
+            <w:hideMark/>
+          </w:tcPr>
+          <w:p>
+            <w:r>
+              <w:t>Automation scripts are required.</w:t>
+            </w:r>
+          </w:p>
+        </w:tc>
+      </w:tr>
+      <w:tr>
+        <w:trPr>
+          <w:tblCellSpacing w:w="15" w:type="dxa"/>
+        </w:trPr>
+        <w:tc>
+          <w:tcPr>
+            <w:tcW w:w="0" w:type="auto"/>
+            <w:vAlign w:val="center"/>
+            <w:hideMark/>
+          </w:tcPr>
+          <w:p>
+            <w:r>
+              <w:t xml:space="preserve">3. It is generally </w:t>
+            </w:r>
+            <w:r>
+              <w:rPr>
+                <w:b/>
+                <w:bCs/>
+              </w:rPr>
+              <w:t>slower</w:t>
+            </w:r>
+            <w:r>
+              <w:t>.</w:t>
+            </w:r>
+          </w:p>
+        </w:tc>
+        <w:tc>
+          <w:tcPr>
+            <w:tcW w:w="0" w:type="auto"/>
+            <w:vAlign w:val="center"/>
+            <w:hideMark/>
+          </w:tcPr>
+          <w:p>
+            <w:r>
+              <w:t xml:space="preserve">It is generally </w:t>
+            </w:r>
+            <w:r>
+              <w:rPr>
+                <w:b/>
+                <w:bCs/>
+              </w:rPr>
+              <w:t>faster</w:t>
+            </w:r>
+            <w:r>
+              <w:t>.</w:t>
+            </w:r>
+          </w:p>
+        </w:tc>
+      </w:tr>
+      <w:tr>
+        <w:trPr>
+          <w:tblCellSpacing w:w="15" w:type="dxa"/>
+        </w:trPr>
+        <w:tc>
+          <w:tcPr>
+            <w:tcW w:w="0" w:type="auto"/>
+            <w:vAlign w:val="center"/>
+            <w:hideMark/>
+          </w:tcPr>
+          <w:p>
+            <w:r>
+              <w:t xml:space="preserve">4. It requires more </w:t>
+            </w:r>
+            <w:r>
+              <w:rPr>
+                <w:b/>
+                <w:bCs/>
+              </w:rPr>
+              <w:t>human effort</w:t>
+            </w:r>
+            <w:r>
+              <w:t>.</w:t>
+            </w:r>
+          </w:p>
+        </w:tc>
+        <w:tc>
+          <w:tcPr>
+            <w:tcW w:w="0" w:type="auto"/>
+            <w:vAlign w:val="center"/>
+            <w:hideMark/>
+          </w:tcPr>
+          <w:p>
+            <w:r>
+              <w:t>It requires less human effort after script creation.</w:t>
+            </w:r>
+          </w:p>
+        </w:tc>
+      </w:tr>
+      <w:tr>
+        <w:trPr>
+          <w:tblCellSpacing w:w="15" w:type="dxa"/>
+        </w:trPr>
+        <w:tc>
+          <w:tcPr>
+            <w:tcW w:w="0" w:type="auto"/>
+            <w:vAlign w:val="center"/>
+            <w:hideMark/>
+          </w:tcPr>
+          <w:p>
+            <w:r>
+              <w:t>5. Chances of human error are higher.</w:t>
+            </w:r>
+          </w:p>
+        </w:tc>
+        <w:tc>
+          <w:tcPr>
+            <w:tcW w:w="0" w:type="auto"/>
+            <w:vAlign w:val="center"/>
+            <w:hideMark/>
+          </w:tcPr>
+          <w:p>
+            <w:r>
+              <w:t>Chances of human error are lower.</w:t>
+            </w:r>
+          </w:p>
+        </w:tc>
+      </w:tr>
+      <w:tr>
+        <w:trPr>
+          <w:tblCellSpacing w:w="15" w:type="dxa"/>
+        </w:trPr>
+        <w:tc>
+          <w:tcPr>
+            <w:tcW w:w="0" w:type="auto"/>
+            <w:vAlign w:val="center"/>
+            <w:hideMark/>
+          </w:tcPr>
+          <w:p>
+            <w:r>
+              <w:t xml:space="preserve">6. It is suitable for </w:t>
+            </w:r>
+            <w:r>
+              <w:rPr>
+                <w:b/>
+                <w:bCs/>
+              </w:rPr>
+              <w:t>exploratory testing</w:t>
+            </w:r>
+            <w:r>
+              <w:t>.</w:t>
+            </w:r>
+          </w:p>
+        </w:tc>
+        <w:tc>
+          <w:tcPr>
+            <w:tcW w:w="0" w:type="auto"/>
+            <w:vAlign w:val="center"/>
+            <w:hideMark/>
+          </w:tcPr>
+          <w:p>
+            <w:r>
+              <w:t xml:space="preserve">It is suitable for </w:t>
+            </w:r>
+            <w:r>
+              <w:rPr>
+                <w:b/>
+                <w:bCs/>
+              </w:rPr>
+              <w:t>repetitive testing</w:t>
+            </w:r>
+            <w:r>
+              <w:t>.</w:t>
+            </w:r>
+          </w:p>
+        </w:tc>
+      </w:tr>
+      <w:tr>
+        <w:trPr>
+          <w:tblCellSpacing w:w="15" w:type="dxa"/>
+        </w:trPr>
+        <w:tc>
+          <w:tcPr>
+            <w:tcW w:w="0" w:type="auto"/>
+            <w:vAlign w:val="center"/>
+            <w:hideMark/>
+          </w:tcPr>
+          <w:p>
+            <w:r>
+              <w:t>7. Test cases are executed one by one manually.</w:t>
+            </w:r>
+          </w:p>
+        </w:tc>
+        <w:tc>
+          <w:tcPr>
+            <w:tcW w:w="0" w:type="auto"/>
+            <w:vAlign w:val="center"/>
+            <w:hideMark/>
+          </w:tcPr>
+          <w:p>
+            <w:r>
+              <w:t>Test cases can be executed automatically.</w:t>
+            </w:r>
+          </w:p>
+        </w:tc>
+      </w:tr>
+      <w:tr>
+        <w:trPr>
+          <w:tblCellSpacing w:w="15" w:type="dxa"/>
+        </w:trPr>
+        <w:tc>
+          <w:tcPr>
+            <w:tcW w:w="0" w:type="auto"/>
+            <w:vAlign w:val="center"/>
+            <w:hideMark/>
+          </w:tcPr>
+          <w:p>
+            <w:r>
+              <w:t>8. It is usually less expensive to start.</w:t>
+            </w:r>
+          </w:p>
+        </w:tc>
+        <w:tc>
+          <w:tcPr>
+            <w:tcW w:w="0" w:type="auto"/>
+            <w:vAlign w:val="center"/>
+            <w:hideMark/>
+          </w:tcPr>
+          <w:p>
+            <w:r>
+              <w:t>Initial setup and scripting can be expensive.</w:t>
+            </w:r>
+          </w:p>
+        </w:tc>
+      </w:tr>
+      <w:tr>
+        <w:trPr>
+          <w:tblCellSpacing w:w="15" w:type="dxa"/>
+        </w:trPr>
+        <w:tc>
+          <w:tcPr>
+            <w:tcW w:w="0" w:type="auto"/>
+            <w:vAlign w:val="center"/>
+            <w:hideMark/>
+          </w:tcPr>
+          <w:p>
+            <w:r>
+              <w:t>9. It is useful when requirements change frequently.</w:t>
+            </w:r>
+          </w:p>
+        </w:tc>
+        <w:tc>
+          <w:tcPr>
+            <w:tcW w:w="0" w:type="auto"/>
+            <w:vAlign w:val="center"/>
+            <w:hideMark/>
+          </w:tcPr>
+          <w:p>
+            <w:r>
+              <w:t>It is useful when requirements are stable.</w:t>
+            </w:r>
+          </w:p>
+        </w:tc>
+      </w:tr>
+      <w:tr>
+        <w:trPr>
+          <w:tblCellSpacing w:w="15" w:type="dxa"/>
+        </w:trPr>
+        <w:tc>
+          <w:tcPr>
+            <w:tcW w:w="0" w:type="auto"/>
+            <w:vAlign w:val="center"/>
+            <w:hideMark/>
+          </w:tcPr>
+          <w:p>
+            <w:r>
+              <w:t>10. Examples: checking a login page manually.</w:t>
+            </w:r>
+          </w:p>
+        </w:tc>
+        <w:tc>
+          <w:tcPr>
+            <w:tcW w:w="0" w:type="auto"/>
+            <w:vAlign w:val="center"/>
+            <w:hideMark/>
+          </w:tcPr>
+          <w:p>
+            <w:r>
+              <w:t xml:space="preserve">Examples: using </w:t>
+            </w:r>
+            <w:r>
+              <w:rPr>
+                <w:b/>
+                <w:bCs/>
+              </w:rPr>
+              <w:t>Selenium, Cypress, or Playwright</w:t>
+            </w:r>
+            <w:r>
+              <w:t xml:space="preserve"> to test login automatically.</w:t>
+            </w:r>
+          </w:p>
+        </w:tc>
+      </w:tr>
+    </w:tbl>
+    <w:p>
+      <w:pPr>
+        <w:rPr>
+          <w:b/>
+          <w:bCs/>
+        </w:rPr>
+      </w:pPr>
       <w:r>
         <w:rPr>
           <w:b/>
           <w:bCs/>
-          <w:sz w:val="32"/>
-          <w:szCs w:val="32"/>
-          <w:u w:val="single"/>
         </w:rPr>
-        <w:t>:</w:t>
+        <w:t>Simple Example</w:t>
       </w:r>
     </w:p>
     <w:p>
@@ -39,50 +475,11 @@
           <w:b/>
           <w:bCs/>
         </w:rPr>
-        <w:t>Manual Testing</w:t>
+        <w:t>Manual Testing:</w:t>
       </w:r>
       <w:r>
-        <w:t xml:space="preserve"> is a software testing process in which a tester </w:t>
-      </w:r>
-      <w:r>
-        <w:rPr>
-          <w:b/>
-          <w:bCs/>
-        </w:rPr>
-        <w:t>checks the software manually without using automation tools or scripts</w:t>
-      </w:r>
-      <w:r>
-        <w:t>.</w:t>
-      </w:r>
-    </w:p>
-    <w:p>
-      <w:r>
-        <w:t xml:space="preserve">The main purpose of manual testing is to </w:t>
-      </w:r>
-      <w:r>
-        <w:rPr>
-          <w:b/>
-          <w:bCs/>
-        </w:rPr>
-        <w:t>find bugs, verify requirements, and ensure that the software works as expected</w:t>
-      </w:r>
-      <w:r>
-        <w:t>.</w:t>
-      </w:r>
-    </w:p>
-    <w:p>
-      <w:pPr>
-        <w:rPr>
-          <w:b/>
-          <w:bCs/>
-        </w:rPr>
-      </w:pPr>
-      <w:r>
-        <w:rPr>
-          <w:b/>
-          <w:bCs/>
-        </w:rPr>
-        <w:t>Simple Definition</w:t>
+        <w:br/>
+        <w:t>Tester enters username and password → clicks Login → checks the result manually.</w:t>
       </w:r>
     </w:p>
     <w:p>
@@ -91,7 +488,11 @@
           <w:b/>
           <w:bCs/>
         </w:rPr>
-        <w:t>Manual testing is the process of testing an application manually by following test cases and checking whether the actual result matches the expected result.</w:t>
+        <w:t>Automation Testing:</w:t>
+      </w:r>
+      <w:r>
+        <w:br/>
+        <w:t>An automation script enters username and password → clicks Login → verifies the result automatically.</w:t>
       </w:r>
     </w:p>
     <w:p>
@@ -106,440 +507,7 @@
           <w:b/>
           <w:bCs/>
         </w:rPr>
-        <w:t>Example</w:t>
-      </w:r>
-    </w:p>
-    <w:p>
-      <w:r>
-        <w:t xml:space="preserve">Suppose we have a </w:t>
-      </w:r>
-      <w:r>
-        <w:rPr>
-          <w:b/>
-          <w:bCs/>
-        </w:rPr>
-        <w:t>Login Page</w:t>
-      </w:r>
-      <w:r>
-        <w:t xml:space="preserve"> with:</w:t>
-      </w:r>
-    </w:p>
-    <w:p>
-      <w:pPr>
-        <w:numPr>
-          <w:ilvl w:val="0"/>
-          <w:numId w:val="1"/>
-        </w:numPr>
-      </w:pPr>
-      <w:r>
-        <w:t xml:space="preserve">Username </w:t>
-      </w:r>
-    </w:p>
-    <w:p>
-      <w:pPr>
-        <w:numPr>
-          <w:ilvl w:val="0"/>
-          <w:numId w:val="1"/>
-        </w:numPr>
-      </w:pPr>
-      <w:r>
-        <w:t xml:space="preserve">Password </w:t>
-      </w:r>
-    </w:p>
-    <w:p>
-      <w:pPr>
-        <w:numPr>
-          <w:ilvl w:val="0"/>
-          <w:numId w:val="1"/>
-        </w:numPr>
-      </w:pPr>
-      <w:r>
-        <w:t xml:space="preserve">Login button </w:t>
-      </w:r>
-    </w:p>
-    <w:p>
-      <w:r>
-        <w:t>A manual tester checks:</w:t>
-      </w:r>
-    </w:p>
-    <w:p>
-      <w:pPr>
-        <w:numPr>
-          <w:ilvl w:val="0"/>
-          <w:numId w:val="2"/>
-        </w:numPr>
-      </w:pPr>
-      <w:r>
-        <w:t xml:space="preserve">Enter valid username and password → Login should be successful. </w:t>
-      </w:r>
-    </w:p>
-    <w:p>
-      <w:pPr>
-        <w:numPr>
-          <w:ilvl w:val="0"/>
-          <w:numId w:val="2"/>
-        </w:numPr>
-      </w:pPr>
-      <w:r>
-        <w:t xml:space="preserve">Enter wrong password → Error message should appear. </w:t>
-      </w:r>
-    </w:p>
-    <w:p>
-      <w:pPr>
-        <w:numPr>
-          <w:ilvl w:val="0"/>
-          <w:numId w:val="2"/>
-        </w:numPr>
-      </w:pPr>
-      <w:r>
-        <w:t xml:space="preserve">Leave username blank → Proper validation should appear. </w:t>
-      </w:r>
-    </w:p>
-    <w:p>
-      <w:pPr>
-        <w:numPr>
-          <w:ilvl w:val="0"/>
-          <w:numId w:val="2"/>
-        </w:numPr>
-      </w:pPr>
-      <w:r>
-        <w:t xml:space="preserve">Leave password blank → Proper validation should appear. </w:t>
-      </w:r>
-    </w:p>
-    <w:p>
-      <w:pPr>
-        <w:numPr>
-          <w:ilvl w:val="0"/>
-          <w:numId w:val="2"/>
-        </w:numPr>
-      </w:pPr>
-      <w:r>
-        <w:t xml:space="preserve">Check whether the Login button works correctly. </w:t>
-      </w:r>
-    </w:p>
-    <w:p>
-      <w:pPr>
-        <w:rPr>
-          <w:b/>
-          <w:bCs/>
-        </w:rPr>
-      </w:pPr>
-      <w:r>
-        <w:rPr>
-          <w:b/>
-          <w:bCs/>
-        </w:rPr>
-        <w:t>Main Activities in Manual Testing</w:t>
-      </w:r>
-    </w:p>
-    <w:p>
-      <w:pPr>
-        <w:numPr>
-          <w:ilvl w:val="0"/>
-          <w:numId w:val="3"/>
-        </w:numPr>
-      </w:pPr>
-      <w:r>
-        <w:rPr>
-          <w:b/>
-          <w:bCs/>
-        </w:rPr>
-        <w:t>Requirement Analysis</w:t>
-      </w:r>
-      <w:r>
-        <w:t xml:space="preserve"> – Understand what the application should do. </w:t>
-      </w:r>
-    </w:p>
-    <w:p>
-      <w:pPr>
-        <w:numPr>
-          <w:ilvl w:val="0"/>
-          <w:numId w:val="3"/>
-        </w:numPr>
-      </w:pPr>
-      <w:r>
-        <w:rPr>
-          <w:b/>
-          <w:bCs/>
-        </w:rPr>
-        <w:t>Test Planning</w:t>
-      </w:r>
-      <w:r>
-        <w:t xml:space="preserve"> – Decide what and how to test. </w:t>
-      </w:r>
-    </w:p>
-    <w:p>
-      <w:pPr>
-        <w:numPr>
-          <w:ilvl w:val="0"/>
-          <w:numId w:val="3"/>
-        </w:numPr>
-      </w:pPr>
-      <w:r>
-        <w:rPr>
-          <w:b/>
-          <w:bCs/>
-        </w:rPr>
-        <w:t>Test Case Creation</w:t>
-      </w:r>
-      <w:r>
-        <w:t xml:space="preserve"> – Write test cases based on requirements. </w:t>
-      </w:r>
-    </w:p>
-    <w:p>
-      <w:pPr>
-        <w:numPr>
-          <w:ilvl w:val="0"/>
-          <w:numId w:val="3"/>
-        </w:numPr>
-      </w:pPr>
-      <w:r>
-        <w:rPr>
-          <w:b/>
-          <w:bCs/>
-        </w:rPr>
-        <w:t>Test Execution</w:t>
-      </w:r>
-      <w:r>
-        <w:t xml:space="preserve"> – Execute test cases manually. </w:t>
-      </w:r>
-    </w:p>
-    <w:p>
-      <w:pPr>
-        <w:numPr>
-          <w:ilvl w:val="0"/>
-          <w:numId w:val="3"/>
-        </w:numPr>
-      </w:pPr>
-      <w:r>
-        <w:rPr>
-          <w:b/>
-          <w:bCs/>
-        </w:rPr>
-        <w:t>Defect Reporting</w:t>
-      </w:r>
-      <w:r>
-        <w:t xml:space="preserve"> – Report bugs found during testing. </w:t>
-      </w:r>
-    </w:p>
-    <w:p>
-      <w:pPr>
-        <w:numPr>
-          <w:ilvl w:val="0"/>
-          <w:numId w:val="3"/>
-        </w:numPr>
-      </w:pPr>
-      <w:r>
-        <w:rPr>
-          <w:b/>
-          <w:bCs/>
-        </w:rPr>
-        <w:t>Retesting</w:t>
-      </w:r>
-      <w:r>
-        <w:t xml:space="preserve"> – Check whether the developer has fixed the bug. </w:t>
-      </w:r>
-    </w:p>
-    <w:p>
-      <w:pPr>
-        <w:numPr>
-          <w:ilvl w:val="0"/>
-          <w:numId w:val="3"/>
-        </w:numPr>
-      </w:pPr>
-      <w:r>
-        <w:rPr>
-          <w:b/>
-          <w:bCs/>
-        </w:rPr>
-        <w:t>Regression Testing</w:t>
-      </w:r>
-      <w:r>
-        <w:t xml:space="preserve"> – Check that new changes have not affected existing features. </w:t>
-      </w:r>
-    </w:p>
-    <w:p>
-      <w:pPr>
-        <w:numPr>
-          <w:ilvl w:val="0"/>
-          <w:numId w:val="3"/>
-        </w:numPr>
-      </w:pPr>
-      <w:r>
-        <w:rPr>
-          <w:b/>
-          <w:bCs/>
-        </w:rPr>
-        <w:lastRenderedPageBreak/>
-        <w:t>Test Closure</w:t>
-      </w:r>
-      <w:r>
-        <w:t xml:space="preserve"> – Prepare the final testing report. </w:t>
-      </w:r>
-    </w:p>
-    <w:p>
-      <w:pPr>
-        <w:rPr>
-          <w:b/>
-          <w:bCs/>
-        </w:rPr>
-      </w:pPr>
-      <w:r>
-        <w:rPr>
-          <w:b/>
-          <w:bCs/>
-        </w:rPr>
-        <w:t>Advantages</w:t>
-      </w:r>
-    </w:p>
-    <w:p>
-      <w:pPr>
-        <w:numPr>
-          <w:ilvl w:val="0"/>
-          <w:numId w:val="4"/>
-        </w:numPr>
-      </w:pPr>
-      <w:r>
-        <w:t xml:space="preserve">Easy to start and learn. </w:t>
-      </w:r>
-    </w:p>
-    <w:p>
-      <w:pPr>
-        <w:numPr>
-          <w:ilvl w:val="0"/>
-          <w:numId w:val="4"/>
-        </w:numPr>
-      </w:pPr>
-      <w:r>
-        <w:t xml:space="preserve">No programming knowledge is required initially. </w:t>
-      </w:r>
-    </w:p>
-    <w:p>
-      <w:pPr>
-        <w:numPr>
-          <w:ilvl w:val="0"/>
-          <w:numId w:val="4"/>
-        </w:numPr>
-      </w:pPr>
-      <w:r>
-        <w:t xml:space="preserve">Useful for </w:t>
-      </w:r>
-      <w:r>
-        <w:rPr>
-          <w:b/>
-          <w:bCs/>
-        </w:rPr>
-        <w:t>UI and usability testing</w:t>
-      </w:r>
-      <w:r>
-        <w:t xml:space="preserve">. </w:t>
-      </w:r>
-    </w:p>
-    <w:p>
-      <w:pPr>
-        <w:numPr>
-          <w:ilvl w:val="0"/>
-          <w:numId w:val="4"/>
-        </w:numPr>
-      </w:pPr>
-      <w:r>
-        <w:t xml:space="preserve">Good for exploratory testing. </w:t>
-      </w:r>
-    </w:p>
-    <w:p>
-      <w:pPr>
-        <w:numPr>
-          <w:ilvl w:val="0"/>
-          <w:numId w:val="4"/>
-        </w:numPr>
-      </w:pPr>
-      <w:r>
-        <w:t xml:space="preserve">Suitable for applications where requirements change frequently. </w:t>
-      </w:r>
-    </w:p>
-    <w:p>
-      <w:pPr>
-        <w:rPr>
-          <w:b/>
-          <w:bCs/>
-        </w:rPr>
-      </w:pPr>
-      <w:r>
-        <w:rPr>
-          <w:b/>
-          <w:bCs/>
-        </w:rPr>
-        <w:t>Disadvantages</w:t>
-      </w:r>
-    </w:p>
-    <w:p>
-      <w:pPr>
-        <w:numPr>
-          <w:ilvl w:val="0"/>
-          <w:numId w:val="5"/>
-        </w:numPr>
-      </w:pPr>
-      <w:r>
-        <w:t xml:space="preserve">Time-consuming. </w:t>
-      </w:r>
-    </w:p>
-    <w:p>
-      <w:pPr>
-        <w:numPr>
-          <w:ilvl w:val="0"/>
-          <w:numId w:val="5"/>
-        </w:numPr>
-      </w:pPr>
-      <w:r>
-        <w:t xml:space="preserve">Repeated testing can become boring. </w:t>
-      </w:r>
-    </w:p>
-    <w:p>
-      <w:pPr>
-        <w:numPr>
-          <w:ilvl w:val="0"/>
-          <w:numId w:val="5"/>
-        </w:numPr>
-      </w:pPr>
-      <w:r>
-        <w:t xml:space="preserve">More chances of human error. </w:t>
-      </w:r>
-    </w:p>
-    <w:p>
-      <w:pPr>
-        <w:numPr>
-          <w:ilvl w:val="0"/>
-          <w:numId w:val="5"/>
-        </w:numPr>
-      </w:pPr>
-      <w:r>
-        <w:t xml:space="preserve">Not suitable for very large repetitive test cases. </w:t>
-      </w:r>
-    </w:p>
-    <w:p>
-      <w:pPr>
-        <w:numPr>
-          <w:ilvl w:val="0"/>
-          <w:numId w:val="5"/>
-        </w:numPr>
-      </w:pPr>
-      <w:r>
-        <w:t xml:space="preserve">Usually slower than automation testing. </w:t>
-      </w:r>
-    </w:p>
-    <w:p>
-      <w:pPr>
-        <w:rPr>
-          <w:b/>
-          <w:bCs/>
-        </w:rPr>
-      </w:pPr>
-      <w:r>
-        <w:rPr>
-          <w:b/>
-          <w:bCs/>
-        </w:rPr>
-        <w:t>Interview Definition</w:t>
+        <w:t>Interview Answer</w:t>
       </w:r>
     </w:p>
     <w:p>
@@ -548,7 +516,7 @@
           <w:b/>
           <w:bCs/>
         </w:rPr>
-        <w:t>“Manual testing is a software testing technique where testers manually execute test cases without using automation scripts to verify the functionality of an application and identify defects.”</w:t>
+        <w:t>Manual testing is performed by a tester without using automation scripts, whereas automation testing uses tools and scripts to execute test cases automatically. Manual testing is better for exploratory and usability testing, while automation testing is better for repetitive and regression testing.</w:t>
       </w:r>
     </w:p>
     <w:p/>
